--- a/Petty Cash Request System - Project Overview.docx
+++ b/Petty Cash Request System - Project Overview.docx
@@ -395,13 +395,12 @@
           <w:bCs w:val="1"/>
           <w:rtl w:val="0"/>
         </w:rPr>
-        <w:t xml:space="preserve">Automated Processing:</w:t>
-      </w:r>
-      <w:r>
-        <w:rPr>
-          <w:rtl w:val="0"/>
-        </w:rPr>
-        <w:t xml:space="preserve"> Power Automate triggers immediately in the background, identifies the submitting employee, and links their department and assigned manager.</w:t>
+        <w:t>Automated Processing: approval starts only after the complete request, all intended Line Items, and mandatory receipt have been validated on the server. The portal already reads the employee profile and saves Department and Assigned Manager lookups.</w:t>
+      </w:r>
+      <w:r>
+        <w:rPr>
+          <w:rtl w:val="0"/>
+        </w:rPr>
       </w:r>
     </w:p>
     <w:p>
@@ -452,12 +451,296 @@
     </w:p>
     <w:p>
       <w:pPr>
+        <w:pStyle w:val="Heading1"/>
         <w:rPr/>
       </w:pPr>
-      <w:r>
-        <w:rPr>
-          <w:rtl w:val="0"/>
-        </w:rPr>
+      <w:bookmarkStart w:colFirst="0" w:colLast="0" w:name="_fo33dn2msp2q" w:id="4"/>
+      <w:bookmarkEnd w:id="4"/>
+      <w:r>
+        <w:rPr>
+          <w:rtl w:val="0"/>
+        </w:rPr>
+        <w:t>4 Signed Cash Balance Tracking</w:t>
+      </w:r>
+    </w:p>
+    <w:p>
+      <w:pPr>
+        <w:numPr>
+          <w:ilvl w:val="0"/>
+          <w:numId w:val="1"/>
+        </w:numPr>
+        <w:ind w:left="720" w:hanging="360"/>
+      </w:pPr>
+      <w:r>
+        <w:rPr>
+          <w:b w:val="1"/>
+          <w:bCs w:val="1"/>
+          <w:rtl w:val="0"/>
+        </w:rPr>
+        <w:t>Purpose: To show the employee's signed cash balance on the request form. Positive means company cash held; negative means the company owes the employee. It is not a spending limit.</w:t>
+      </w:r>
+      <w:r>
+        <w:rPr>
+          <w:rtl w:val="0"/>
+        </w:rPr>
+      </w:r>
+    </w:p>
+    <w:p>
+      <w:pPr>
+        <w:numPr>
+          <w:ilvl w:val="0"/>
+          <w:numId w:val="1"/>
+        </w:numPr>
+        <w:ind w:left="720" w:hanging="360"/>
+      </w:pPr>
+      <w:r>
+        <w:rPr>
+          <w:b w:val="1"/>
+          <w:bCs w:val="1"/>
+          <w:rtl w:val="0"/>
+        </w:rPr>
+        <w:t xml:space="preserve">How It Works &amp; Implementation Plan:</w:t>
+      </w:r>
+      <w:r>
+        <w:rPr>
+          <w:rtl w:val="0"/>
+        </w:rPr>
+      </w:r>
+    </w:p>
+    <w:p>
+      <w:pPr>
+        <w:numPr>
+          <w:ilvl w:val="1"/>
+          <w:numId w:val="1"/>
+        </w:numPr>
+        <w:ind w:left="1440" w:hanging="360"/>
+      </w:pPr>
+      <w:r>
+        <w:rPr>
+          <w:rtl w:val="0"/>
+        </w:rPr>
+        <w:t xml:space="preserve">A dynamic balance widget will be placed in Section 1 of the Power Pages form.</w:t>
+      </w:r>
+    </w:p>
+    <w:p>
+      <w:commentRangeStart w:id="0"/>
+      <w:pPr>
+        <w:numPr>
+          <w:ilvl w:val="1"/>
+          <w:numId w:val="1"/>
+        </w:numPr>
+        <w:ind w:left="1440" w:hanging="360"/>
+      </w:pPr>
+      <w:r>
+        <w:rPr>
+          <w:rtl w:val="0"/>
+        </w:rPr>
+        <w:t>The shared JavaScript reads and sums the employee's existing Cash Transaction ledger (hr_cashtransaction / hr_cashtransactions). Contact hr_currentbalance remains a server-maintained summary. No hr_cashadvancebalance table is required.</w:t>
+      </w:r>
+      <w:r>
+        <w:rPr>
+          <w:rFonts w:ascii="Consolas" w:cs="Consolas" w:eastAsia="Consolas" w:hAnsi="Consolas"/>
+          <w:rtl w:val="0"/>
+        </w:rPr>
+      </w:r>
+      <w:r>
+        <w:rPr>
+          <w:rtl w:val="0"/>
+        </w:rPr>
+      </w:r>
+      <w:commentRangeEnd w:id="0"/>
+      <w:r>
+        <w:commentReference w:id="0"/>
+      </w:r>
+    </w:p>
+    <w:p>
+      <w:pPr>
+        <w:numPr>
+          <w:ilvl w:val="1"/>
+          <w:numId w:val="1"/>
+        </w:numPr>
+        <w:ind w:left="1440" w:hanging="360"/>
+      </w:pPr>
+      <w:r>
+        <w:rPr>
+          <w:rtl w:val="0"/>
+        </w:rPr>
+        <w:t>Once either a Company Cash or Own Pocket request is approved, the trusted backend records one Expense Approved transaction linked to that request. Cash given, including reimbursement, increases balance; cash returned decreases it. Everyone starts at zero.</w:t>
+      </w:r>
+    </w:p>
+    <w:p>
+      <w:pPr>
+        <w:pStyle w:val="Heading1"/>
+        <w:rPr/>
+      </w:pPr>
+      <w:bookmarkStart w:colFirst="0" w:colLast="0" w:name="_uvr8r4yghk4f" w:id="5"/>
+      <w:bookmarkEnd w:id="5"/>
+      <w:r>
+        <w:rPr>
+          <w:rtl w:val="0"/>
+        </w:rPr>
+        <w:t xml:space="preserve">5. Planned Module: My Requests &amp; Approval Status Tracking Page</w:t>
+      </w:r>
+    </w:p>
+    <w:p>
+      <w:pPr>
+        <w:numPr>
+          <w:ilvl w:val="0"/>
+          <w:numId w:val="1"/>
+        </w:numPr>
+        <w:ind w:left="720" w:hanging="360"/>
+      </w:pPr>
+      <w:r>
+        <w:rPr>
+          <w:b w:val="1"/>
+          <w:bCs w:val="1"/>
+          <w:rtl w:val="0"/>
+        </w:rPr>
+        <w:t xml:space="preserve">Purpose:</w:t>
+      </w:r>
+      <w:r>
+        <w:rPr>
+          <w:rtl w:val="0"/>
+        </w:rPr>
+        <w:t xml:space="preserve"> To give employees a dedicated portal dashboard where they can track submitted requests, view real-time approval progress, and read manager comments.</w:t>
+      </w:r>
+    </w:p>
+    <w:p>
+      <w:pPr>
+        <w:numPr>
+          <w:ilvl w:val="0"/>
+          <w:numId w:val="1"/>
+        </w:numPr>
+        <w:ind w:left="720" w:hanging="360"/>
+      </w:pPr>
+      <w:r>
+        <w:rPr>
+          <w:b w:val="1"/>
+          <w:bCs w:val="1"/>
+          <w:rtl w:val="0"/>
+        </w:rPr>
+        <w:t xml:space="preserve">How It Works &amp; Implementation Plan:</w:t>
+      </w:r>
+      <w:r>
+        <w:rPr>
+          <w:rtl w:val="0"/>
+        </w:rPr>
+      </w:r>
+    </w:p>
+    <w:p>
+      <w:pPr>
+        <w:numPr>
+          <w:ilvl w:val="1"/>
+          <w:numId w:val="1"/>
+        </w:numPr>
+        <w:ind w:left="1440" w:hanging="360"/>
+      </w:pPr>
+      <w:r>
+        <w:rPr>
+          <w:rtl w:val="0"/>
+        </w:rPr>
+        <w:t>My Petty Cash Requests.html provides the new employee dashboard through session-authenticated Web API reads, with balance, saved request status, and manager comments. Its website page/template and shared JavaScript Web File still need deployment.</w:t>
+      </w:r>
+    </w:p>
+    <w:p>
+      <w:pPr>
+        <w:numPr>
+          <w:ilvl w:val="1"/>
+          <w:numId w:val="1"/>
+        </w:numPr>
+        <w:ind w:left="1440" w:hanging="360"/>
+      </w:pPr>
+      <w:r>
+        <w:rPr>
+          <w:rtl w:val="0"/>
+        </w:rPr>
+        <w:t xml:space="preserve">Dataverse Table Permissions will be configured with Self/Contact-level access so employees can only see their own submissions (</w:t>
+      </w:r>
+      <w:r>
+        <w:rPr>
+          <w:rFonts w:ascii="Consolas" w:cs="Consolas" w:eastAsia="Consolas" w:hAnsi="Consolas"/>
+          <w:rtl w:val="0"/>
+        </w:rPr>
+        <w:t xml:space="preserve">hr_submittedby = user.id</w:t>
+      </w:r>
+      <w:r>
+        <w:rPr>
+          <w:rtl w:val="0"/>
+        </w:rPr>
+        <w:t xml:space="preserve">).</w:t>
+      </w:r>
+    </w:p>
+    <w:p>
+      <w:pPr>
+        <w:numPr>
+          <w:ilvl w:val="1"/>
+          <w:numId w:val="1"/>
+        </w:numPr>
+        <w:ind w:left="1440" w:hanging="360"/>
+      </w:pPr>
+      <w:r>
+        <w:rPr>
+          <w:rtl w:val="0"/>
+        </w:rPr>
+        <w:t xml:space="preserve">The table will display key details: Request Title, Date, Total Amount, Payment Source, Status Badge (Pending, Approved, Rejected), and Manager Comments.</w:t>
+      </w:r>
+    </w:p>
+    <w:p>
+      <w:pPr>
+        <w:numPr>
+          <w:ilvl w:val="1"/>
+          <w:numId w:val="1"/>
+        </w:numPr>
+        <w:ind w:left="1440" w:hanging="360"/>
+      </w:pPr>
+      <w:r>
+        <w:rPr>
+          <w:rtl w:val="0"/>
+        </w:rPr>
+        <w:t>Refresh retrieves the latest saved approval outcomes and comments. Power Pages caching can delay changes made by another process; this is not push-based real-time streaming.</w:t>
+      </w:r>
+    </w:p>
+    <w:p>
+      <w:pPr>
+        <w:rPr/>
+      </w:pPr>
+      <w:r>
+        <w:rPr>
+          <w:rtl w:val="0"/>
+        </w:rPr>
+      </w:r>
+    </w:p>
+    <w:p>
+      <w:pPr>
+        <w:pStyle w:val="Heading1"/>
+      </w:pPr>
+      <w:r>
+        <w:t>Accounts cash management and implementation status</w:t>
+      </w:r>
+    </w:p>
+    <w:p>
+      <w:r>
+        <w:t>Accounts Cash Management.html is a new local page fragment for recording cash given to an employee or physically returned by an employee. The employee is selected by Contact GUID; entered amounts are movements, not replacement balances.</w:t>
+      </w:r>
+    </w:p>
+    <w:p>
+      <w:r>
+        <w:t>The page and posting flow must be restricted to the Petty Cash Accounts web role. An hr_userrole Choice or a hidden navigation item does not enforce authorization. Employees may read only their own requests and cash transactions.</w:t>
+      </w:r>
+    </w:p>
+    <w:p>
+      <w:r>
+        <w:t>Local implementation: the request-form balance widget, employee dashboard, accounts form, shared pettycash-modules.js, and regression tests. Cash posting is disabled by default until its authenticated backend is configured and tested.</w:t>
+      </w:r>
+    </w:p>
+    <w:p>
+      <w:r>
+        <w:t>Tenant work pending: page/template and Web File deployment, explicit API field lists, scoped permissions and Accounts web role, proposed hr_postingkey column/key, secured posting flow, server-side completeness/approval processing, and concurrency-safe summary maintenance. No live configuration or financial posting has been performed by the local code changes.</w:t>
+      </w:r>
+    </w:p>
+    <w:p>
+      <w:r>
+        <w:t>Business Central integration follows a verified approval and cash-posting workflow. IMPLEMENTATION_LOG.md records every new artifact and configuration requirement; BALANCE_MODULE_SETUP.md contains deployment and backend contracts.</w:t>
       </w:r>
     </w:p>
     <w:sectPr>
@@ -467,6 +750,18 @@
     </w:sectPr>
   </w:body>
 </w:document>
+</file>
+
+<file path=word/comments.xml><?xml version="1.0" encoding="utf-8"?>
+<w:comments xmlns:w="http://schemas.openxmlformats.org/wordprocessingml/2006/main">
+  <w:comment w:id="0" w:author="Project documentation" w:date="2026-10-12T07:28:39Z">
+    <w:p>
+      <w:r>
+        <w:t>Updated to use the existing Cash Transaction table and the confirmed signed-balance rules. No extra balance table is required.</w:t>
+      </w:r>
+    </w:p>
+  </w:comment>
+</w:comments>
 </file>
 
 <file path=word/numbering.xml><?xml version="1.0" encoding="utf-8"?>
